--- a/Assignment 27.docx
+++ b/Assignment 27.docx
@@ -1,6 +1,6 @@
 
 <file path=word/document.xml><?xml version="1.0" encoding="utf-8"?>
-<w:document xmlns:wpc="http://schemas.microsoft.com/office/word/2010/wordprocessingCanvas" xmlns:cx="http://schemas.microsoft.com/office/drawing/2014/chartex" xmlns:cx1="http://schemas.microsoft.com/office/drawing/2015/9/8/chartex" xmlns:cx2="http://schemas.microsoft.com/office/drawing/2015/10/21/chartex" xmlns:cx3="http://schemas.microsoft.com/office/drawing/2016/5/9/chartex" xmlns:cx4="http://schemas.microsoft.com/office/drawing/2016/5/10/chartex" xmlns:cx5="http://schemas.microsoft.com/office/drawing/2016/5/11/chartex" xmlns:cx6="http://schemas.microsoft.com/office/drawing/2016/5/12/chartex" xmlns:cx7="http://schemas.microsoft.com/office/drawing/2016/5/13/chartex" xmlns:cx8="http://schemas.microsoft.com/office/drawing/2016/5/14/chartex" xmlns:mc="http://schemas.openxmlformats.org/markup-compatibility/2006" xmlns:aink="http://schemas.microsoft.com/office/drawing/2016/ink" xmlns:am3d="http://schemas.microsoft.com/office/drawing/2017/model3d" xmlns:o="urn:schemas-microsoft-com:office:office" xmlns:oel="http://schemas.microsoft.com/office/2019/extlst" xmlns:r="http://schemas.openxmlformats.org/officeDocument/2006/relationships" xmlns:m="http://schemas.openxmlformats.org/officeDocument/2006/math" xmlns:v="urn:schemas-microsoft-com:vml" xmlns:wp14="http://schemas.microsoft.com/office/word/2010/wordprocessingDrawing" xmlns:wp="http://schemas.openxmlformats.org/drawingml/2006/wordprocessingDrawing" xmlns:w10="urn:schemas-microsoft-com:office:word" xmlns:w="http://schemas.openxmlformats.org/wordprocessingml/2006/main" xmlns:w14="http://schemas.microsoft.com/office/word/2010/wordml" xmlns:w15="http://schemas.microsoft.com/office/word/2012/wordml" xmlns:w16cex="http://schemas.microsoft.com/office/word/2018/wordml/cex" xmlns:w16cid="http://schemas.microsoft.com/office/word/2016/wordml/cid" xmlns:w16="http://schemas.microsoft.com/office/word/2018/wordml" xmlns:w16du="http://schemas.microsoft.com/office/word/2023/wordml/word16du" xmlns:w16sdtdh="http://schemas.microsoft.com/office/word/2020/wordml/sdtdatahash" xmlns:w16sdtfl="http://schemas.microsoft.com/office/word/2024/wordml/sdtformatlock" xmlns:w16se="http://schemas.microsoft.com/office/word/2015/wordml/symex" xmlns:wpg="http://schemas.microsoft.com/office/word/2010/wordprocessingGroup" xmlns:wpi="http://schemas.microsoft.com/office/word/2010/wordprocessingInk" xmlns:wne="http://schemas.microsoft.com/office/word/2006/wordml" xmlns:wps="http://schemas.microsoft.com/office/word/2010/wordprocessingShape" mc:Ignorable="w14 w15 w16se w16cid w16 w16cex w16sdtdh w16sdtfl w16du wp14">
+<w:document xmlns:wpc="http://schemas.microsoft.com/office/word/2010/wordprocessingCanvas" xmlns:cx="http://schemas.microsoft.com/office/drawing/2014/chartex" xmlns:cx1="http://schemas.microsoft.com/office/drawing/2015/9/8/chartex" xmlns:cx2="http://schemas.microsoft.com/office/drawing/2015/10/21/chartex" xmlns:cx3="http://schemas.microsoft.com/office/drawing/2016/5/9/chartex" xmlns:cx4="http://schemas.microsoft.com/office/drawing/2016/5/10/chartex" xmlns:cx5="http://schemas.microsoft.com/office/drawing/2016/5/11/chartex" xmlns:cx6="http://schemas.microsoft.com/office/drawing/2016/5/12/chartex" xmlns:cx7="http://schemas.microsoft.com/office/drawing/2016/5/13/chartex" xmlns:cx8="http://schemas.microsoft.com/office/drawing/2016/5/14/chartex" xmlns:mc="http://schemas.openxmlformats.org/markup-compatibility/2006" xmlns:aink="http://schemas.microsoft.com/office/drawing/2016/ink" xmlns:am3d="http://schemas.microsoft.com/office/drawing/2017/model3d" xmlns:o="urn:schemas-microsoft-com:office:office" xmlns:oel="http://schemas.microsoft.com/office/2019/extlst" xmlns:r="http://schemas.openxmlformats.org/officeDocument/2006/relationships" xmlns:m="http://schemas.openxmlformats.org/officeDocument/2006/math" xmlns:v="urn:schemas-microsoft-com:vml" xmlns:wp14="http://schemas.microsoft.com/office/word/2010/wordprocessingDrawing" xmlns:wp="http://schemas.openxmlformats.org/drawingml/2006/wordprocessingDrawing" xmlns:w10="urn:schemas-microsoft-com:office:word" xmlns:w="http://schemas.openxmlformats.org/wordprocessingml/2006/main" xmlns:w14="http://schemas.microsoft.com/office/word/2010/wordml" xmlns:w15="http://schemas.microsoft.com/office/word/2012/wordml" xmlns:w16cex="http://schemas.microsoft.com/office/word/2018/wordml/cex" xmlns:w16cid="http://schemas.microsoft.com/office/word/2016/wordml/cid" xmlns:w16="http://schemas.microsoft.com/office/word/2018/wordml" xmlns:w16du="http://schemas.microsoft.com/office/word/2023/wordml/word16du" xmlns:w16sdtdh="http://schemas.microsoft.com/office/word/2020/wordml/sdtdatahash" xmlns:w16sdtfl="http://schemas.microsoft.com/office/word/2024/wordml/sdtformatlock" xmlns:w16se="http://schemas.microsoft.com/office/word/2015/wordml/symex" xmlns:wpg="http://schemas.microsoft.com/office/word/2010/wordprocessingGroup" xmlns:wpi="http://schemas.microsoft.com/office/word/2010/wordprocessingInk" xmlns:wne="http://schemas.microsoft.com/office/word/2006/wordml" xmlns:wps="http://schemas.microsoft.com/office/word/2010/wordprocessingShape" xmlns:a="http://schemas.openxmlformats.org/drawingml/2006/main" xmlns:pic="http://schemas.openxmlformats.org/drawingml/2006/picture" mc:Ignorable="w14 w15 w16se w16cid w16 w16cex w16sdtdh w16sdtfl w16du wp14">
   <w:body>
     <w:p>
       <w:pPr>
@@ -219,58 +219,55 @@
       <w:pPr>
         <w:pStyle w:val="ListParagraph"/>
         <w:ind w:left="360"/>
-        <w:rPr>
-          <w:sz w:val="28"/>
-          <w:szCs w:val="28"/>
-          <w:lang w:val="en-US"/>
-        </w:rPr>
-      </w:pPr>
-      <w:r>
-        <w:rPr>
-          <w:sz w:val="28"/>
-          <w:szCs w:val="28"/>
-          <w:lang w:val="en-US"/>
-        </w:rPr>
+      </w:pPr>
+      <w:r>
         <w:br/>
       </w:r>
-      <w:r>
-        <w:rPr>
-          <w:sz w:val="28"/>
-          <w:szCs w:val="28"/>
-          <w:lang w:val="en-US"/>
-        </w:rPr>
+    </w:p>
+    <w:p>
+      <w:pPr>
+        <w:pStyle w:val="ListParagraph"/>
+        <w:ind w:left="360"/>
+      </w:pPr>
+    </w:p>
+    <w:p>
+      <w:pPr>
+        <w:pStyle w:val="ListParagraph"/>
+        <w:ind w:left="360"/>
+      </w:pPr>
+    </w:p>
+    <w:p>
+      <w:pPr>
+        <w:pStyle w:val="ListParagraph"/>
+        <w:ind w:left="360"/>
+      </w:pPr>
+    </w:p>
+    <w:p>
+      <w:pPr>
+        <w:pStyle w:val="ListParagraph"/>
+        <w:ind w:left="360"/>
+      </w:pPr>
+    </w:p>
+    <w:p>
+      <w:pPr>
+        <w:pStyle w:val="ListParagraph"/>
+        <w:ind w:left="360"/>
+        <w:rPr>
+          <w:sz w:val="28"/>
+          <w:szCs w:val="28"/>
+          <w:lang w:val="en-US"/>
+        </w:rPr>
+      </w:pPr>
+      <w:r>
         <w:br/>
       </w:r>
       <w:r>
-        <w:rPr>
-          <w:sz w:val="28"/>
-          <w:szCs w:val="28"/>
-          <w:lang w:val="en-US"/>
-        </w:rPr>
         <w:br/>
       </w:r>
       <w:r>
-        <w:rPr>
-          <w:sz w:val="28"/>
-          <w:szCs w:val="28"/>
-          <w:lang w:val="en-US"/>
-        </w:rPr>
         <w:br/>
       </w:r>
       <w:r>
-        <w:rPr>
-          <w:sz w:val="28"/>
-          <w:szCs w:val="28"/>
-          <w:lang w:val="en-US"/>
-        </w:rPr>
-        <w:br/>
-      </w:r>
-      <w:r>
-        <w:rPr>
-          <w:sz w:val="28"/>
-          <w:szCs w:val="28"/>
-          <w:lang w:val="en-US"/>
-        </w:rPr>
         <w:br/>
       </w:r>
     </w:p>
@@ -1778,12 +1775,12 @@
           </mc:Choice>
           <mc:Fallback>
             <w:pict>
-              <v:shapetype w14:anchorId="44FDD21F" id="_x0000_t32" coordsize="21600,21600" o:spt="32" o:oned="t" path="m,l21600,21600e" filled="f">
-                <v:path arrowok="t" fillok="f" o:connecttype="none"/>
+              <v:shapetype id="_x0000_t32" coordsize="21600,21600" o:oned="t" filled="f" o:spt="32" path="m,l21600,21600e" w14:anchorId="44FDD21F">
+                <v:path fillok="f" arrowok="t" o:connecttype="none"/>
                 <o:lock v:ext="edit" shapetype="t"/>
               </v:shapetype>
-              <v:shape id="Straight Arrow Connector 2" o:spid="_x0000_s1026" type="#_x0000_t32" style="position:absolute;margin-left:78.65pt;margin-top:372.65pt;width:29.3pt;height:19.3pt;z-index:251662336;visibility:visible;mso-wrap-style:square;mso-width-percent:0;mso-height-percent:0;mso-wrap-distance-left:9pt;mso-wrap-distance-top:0;mso-wrap-distance-right:9pt;mso-wrap-distance-bottom:0;mso-position-horizontal:absolute;mso-position-horizontal-relative:text;mso-position-vertical:absolute;mso-position-vertical-relative:text;mso-width-percent:0;mso-height-percent:0;mso-width-relative:margin;mso-height-relative:margin" o:gfxdata="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" strokecolor="#ed7d31 [3205]" strokeweight=".5pt">
-                <v:stroke endarrow="block" joinstyle="miter"/>
+              <v:shape id="Straight Arrow Connector 2" style="position:absolute;margin-left:78.65pt;margin-top:372.65pt;width:29.3pt;height:19.3pt;z-index:251662336;visibility:visible;mso-wrap-style:square;mso-width-percent:0;mso-height-percent:0;mso-wrap-distance-left:9pt;mso-wrap-distance-top:0;mso-wrap-distance-right:9pt;mso-wrap-distance-bottom:0;mso-position-horizontal:absolute;mso-position-horizontal-relative:text;mso-position-vertical:absolute;mso-position-vertical-relative:text;mso-width-percent:0;mso-height-percent:0;mso-width-relative:margin;mso-height-relative:margin" o:spid="_x0000_s1026" strokecolor="#ed7d31 [3205]" strokeweight=".5pt" type="#_x0000_t32" o:gfxdata="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">
+                <v:stroke joinstyle="miter" endarrow="block"/>
               </v:shape>
             </w:pict>
           </mc:Fallback>
@@ -1857,8 +1854,8 @@
           </mc:Choice>
           <mc:Fallback>
             <w:pict>
-              <v:shape w14:anchorId="7A8F2FFA" id="Straight Arrow Connector 1" o:spid="_x0000_s1026" type="#_x0000_t32" style="position:absolute;margin-left:76pt;margin-top:51.35pt;width:38.65pt;height:19.35pt;z-index:251659264;visibility:visible;mso-wrap-style:square;mso-width-percent:0;mso-height-percent:0;mso-wrap-distance-left:9pt;mso-wrap-distance-top:0;mso-wrap-distance-right:9pt;mso-wrap-distance-bottom:0;mso-position-horizontal:absolute;mso-position-horizontal-relative:text;mso-position-vertical:absolute;mso-position-vertical-relative:text;mso-width-percent:0;mso-height-percent:0;mso-width-relative:margin;mso-height-relative:margin" o:gfxdata="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" strokecolor="#ed7d31 [3205]" strokeweight=".5pt">
-                <v:stroke endarrow="block" joinstyle="miter"/>
+              <v:shape id="Straight Arrow Connector 1" style="position:absolute;margin-left:76pt;margin-top:51.35pt;width:38.65pt;height:19.35pt;z-index:251659264;visibility:visible;mso-wrap-style:square;mso-width-percent:0;mso-height-percent:0;mso-wrap-distance-left:9pt;mso-wrap-distance-top:0;mso-wrap-distance-right:9pt;mso-wrap-distance-bottom:0;mso-position-horizontal:absolute;mso-position-horizontal-relative:text;mso-position-vertical:absolute;mso-position-vertical-relative:text;mso-width-percent:0;mso-height-percent:0;mso-width-relative:margin;mso-height-relative:margin" o:spid="_x0000_s1026" strokecolor="#ed7d31 [3205]" strokeweight=".5pt" type="#_x0000_t32" o:gfxdata="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" w14:anchorId="7A8F2FFA">
+                <v:stroke joinstyle="miter" endarrow="block"/>
               </v:shape>
             </w:pict>
           </mc:Fallback>
@@ -1932,8 +1929,8 @@
           </mc:Choice>
           <mc:Fallback>
             <w:pict>
-              <v:shape w14:anchorId="030B7100" id="Straight Arrow Connector 2" o:spid="_x0000_s1026" type="#_x0000_t32" style="position:absolute;margin-left:84pt;margin-top:304pt;width:29.3pt;height:19.3pt;z-index:251660288;visibility:visible;mso-wrap-style:square;mso-width-percent:0;mso-height-percent:0;mso-wrap-distance-left:9pt;mso-wrap-distance-top:0;mso-wrap-distance-right:9pt;mso-wrap-distance-bottom:0;mso-position-horizontal:absolute;mso-position-horizontal-relative:text;mso-position-vertical:absolute;mso-position-vertical-relative:text;mso-width-percent:0;mso-height-percent:0;mso-width-relative:margin;mso-height-relative:margin" o:gfxdata="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" strokecolor="#ed7d31 [3205]" strokeweight=".5pt">
-                <v:stroke endarrow="block" joinstyle="miter"/>
+              <v:shape id="Straight Arrow Connector 2" style="position:absolute;margin-left:84pt;margin-top:304pt;width:29.3pt;height:19.3pt;z-index:251660288;visibility:visible;mso-wrap-style:square;mso-width-percent:0;mso-height-percent:0;mso-wrap-distance-left:9pt;mso-wrap-distance-top:0;mso-wrap-distance-right:9pt;mso-wrap-distance-bottom:0;mso-position-horizontal:absolute;mso-position-horizontal-relative:text;mso-position-vertical:absolute;mso-position-vertical-relative:text;mso-width-percent:0;mso-height-percent:0;mso-width-relative:margin;mso-height-relative:margin" o:spid="_x0000_s1026" strokecolor="#ed7d31 [3205]" strokeweight=".5pt" type="#_x0000_t32" o:gfxdata="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" w14:anchorId="030B7100">
+                <v:stroke joinstyle="miter" endarrow="block"/>
               </v:shape>
             </w:pict>
           </mc:Fallback>
@@ -2183,8 +2180,8 @@
           </mc:Choice>
           <mc:Fallback>
             <w:pict>
-              <v:shape w14:anchorId="21A40F04" id="Straight Arrow Connector 3" o:spid="_x0000_s1026" type="#_x0000_t32" style="position:absolute;margin-left:66.3pt;margin-top:24.65pt;width:51pt;height:49.3pt;flip:x;z-index:251663360;visibility:visible;mso-wrap-style:square;mso-width-percent:0;mso-height-percent:0;mso-wrap-distance-left:9pt;mso-wrap-distance-top:0;mso-wrap-distance-right:9pt;mso-wrap-distance-bottom:0;mso-position-horizontal:absolute;mso-position-horizontal-relative:text;mso-position-vertical:absolute;mso-position-vertical-relative:text;mso-width-percent:0;mso-height-percent:0;mso-width-relative:margin;mso-height-relative:margin" o:gfxdata="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" strokecolor="#ed7d31 [3205]" strokeweight=".5pt">
-                <v:stroke endarrow="block" joinstyle="miter"/>
+              <v:shape id="Straight Arrow Connector 3" style="position:absolute;margin-left:66.3pt;margin-top:24.65pt;width:51pt;height:49.3pt;flip:x;z-index:251663360;visibility:visible;mso-wrap-style:square;mso-width-percent:0;mso-height-percent:0;mso-wrap-distance-left:9pt;mso-wrap-distance-top:0;mso-wrap-distance-right:9pt;mso-wrap-distance-bottom:0;mso-position-horizontal:absolute;mso-position-horizontal-relative:text;mso-position-vertical:absolute;mso-position-vertical-relative:text;mso-width-percent:0;mso-height-percent:0;mso-width-relative:margin;mso-height-relative:margin" o:spid="_x0000_s1026" strokecolor="#ed7d31 [3205]" strokeweight=".5pt" type="#_x0000_t32" o:gfxdata="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" w14:anchorId="21A40F04">
+                <v:stroke joinstyle="miter" endarrow="block"/>
               </v:shape>
             </w:pict>
           </mc:Fallback>
@@ -2404,7 +2401,7 @@
       </w:r>
     </w:p>
     <w:sectPr>
-      <w:pgSz w:w="11906" w:h="16838"/>
+      <w:pgSz w:w="11906" w:h="16838" w:orient="portrait"/>
       <w:pgMar w:top="1440" w:right="1440" w:bottom="1440" w:left="1440" w:header="708" w:footer="708" w:gutter="0"/>
       <w:cols w:space="708"/>
       <w:docGrid w:linePitch="360"/>
@@ -2428,7 +2425,7 @@
         <w:ind w:left="360" w:hanging="360"/>
       </w:pPr>
       <w:rPr>
-        <w:rFonts w:ascii="Wingdings" w:eastAsiaTheme="minorHAnsi" w:hAnsi="Wingdings" w:cstheme="minorBidi" w:hint="default"/>
+        <w:rFonts w:hint="default" w:ascii="Wingdings" w:hAnsi="Wingdings" w:eastAsiaTheme="minorHAnsi" w:cstheme="minorBidi"/>
       </w:rPr>
     </w:lvl>
     <w:lvl w:ilvl="1" w:tplc="40090003" w:tentative="1">
@@ -2440,7 +2437,7 @@
         <w:ind w:left="1080" w:hanging="360"/>
       </w:pPr>
       <w:rPr>
-        <w:rFonts w:ascii="Courier New" w:hAnsi="Courier New" w:cs="Courier New" w:hint="default"/>
+        <w:rFonts w:hint="default" w:ascii="Courier New" w:hAnsi="Courier New" w:cs="Courier New"/>
       </w:rPr>
     </w:lvl>
     <w:lvl w:ilvl="2" w:tplc="40090005" w:tentative="1">
@@ -2452,7 +2449,7 @@
         <w:ind w:left="1800" w:hanging="360"/>
       </w:pPr>
       <w:rPr>
-        <w:rFonts w:ascii="Wingdings" w:hAnsi="Wingdings" w:hint="default"/>
+        <w:rFonts w:hint="default" w:ascii="Wingdings" w:hAnsi="Wingdings"/>
       </w:rPr>
     </w:lvl>
     <w:lvl w:ilvl="3" w:tplc="40090001" w:tentative="1">
@@ -2464,7 +2461,7 @@
         <w:ind w:left="2520" w:hanging="360"/>
       </w:pPr>
       <w:rPr>
-        <w:rFonts w:ascii="Symbol" w:hAnsi="Symbol" w:hint="default"/>
+        <w:rFonts w:hint="default" w:ascii="Symbol" w:hAnsi="Symbol"/>
       </w:rPr>
     </w:lvl>
     <w:lvl w:ilvl="4" w:tplc="40090003" w:tentative="1">
@@ -2476,7 +2473,7 @@
         <w:ind w:left="3240" w:hanging="360"/>
       </w:pPr>
       <w:rPr>
-        <w:rFonts w:ascii="Courier New" w:hAnsi="Courier New" w:cs="Courier New" w:hint="default"/>
+        <w:rFonts w:hint="default" w:ascii="Courier New" w:hAnsi="Courier New" w:cs="Courier New"/>
       </w:rPr>
     </w:lvl>
     <w:lvl w:ilvl="5" w:tplc="40090005" w:tentative="1">
@@ -2488,7 +2485,7 @@
         <w:ind w:left="3960" w:hanging="360"/>
       </w:pPr>
       <w:rPr>
-        <w:rFonts w:ascii="Wingdings" w:hAnsi="Wingdings" w:hint="default"/>
+        <w:rFonts w:hint="default" w:ascii="Wingdings" w:hAnsi="Wingdings"/>
       </w:rPr>
     </w:lvl>
     <w:lvl w:ilvl="6" w:tplc="40090001" w:tentative="1">
@@ -2500,7 +2497,7 @@
         <w:ind w:left="4680" w:hanging="360"/>
       </w:pPr>
       <w:rPr>
-        <w:rFonts w:ascii="Symbol" w:hAnsi="Symbol" w:hint="default"/>
+        <w:rFonts w:hint="default" w:ascii="Symbol" w:hAnsi="Symbol"/>
       </w:rPr>
     </w:lvl>
     <w:lvl w:ilvl="7" w:tplc="40090003" w:tentative="1">
@@ -2512,7 +2509,7 @@
         <w:ind w:left="5400" w:hanging="360"/>
       </w:pPr>
       <w:rPr>
-        <w:rFonts w:ascii="Courier New" w:hAnsi="Courier New" w:cs="Courier New" w:hint="default"/>
+        <w:rFonts w:hint="default" w:ascii="Courier New" w:hAnsi="Courier New" w:cs="Courier New"/>
       </w:rPr>
     </w:lvl>
     <w:lvl w:ilvl="8" w:tplc="40090005" w:tentative="1">
@@ -2524,7 +2521,7 @@
         <w:ind w:left="6120" w:hanging="360"/>
       </w:pPr>
       <w:rPr>
-        <w:rFonts w:ascii="Wingdings" w:hAnsi="Wingdings" w:hint="default"/>
+        <w:rFonts w:hint="default" w:ascii="Wingdings" w:hAnsi="Wingdings"/>
       </w:rPr>
     </w:lvl>
   </w:abstractNum>
@@ -2541,7 +2538,7 @@
         <w:ind w:left="360" w:hanging="360"/>
       </w:pPr>
       <w:rPr>
-        <w:rFonts w:ascii="Symbol" w:hAnsi="Symbol" w:hint="default"/>
+        <w:rFonts w:hint="default" w:ascii="Symbol" w:hAnsi="Symbol"/>
       </w:rPr>
     </w:lvl>
     <w:lvl w:ilvl="1" w:tplc="FFFFFFFF" w:tentative="1">
@@ -2553,7 +2550,7 @@
         <w:ind w:left="1080" w:hanging="360"/>
       </w:pPr>
       <w:rPr>
-        <w:rFonts w:ascii="Courier New" w:hAnsi="Courier New" w:cs="Courier New" w:hint="default"/>
+        <w:rFonts w:hint="default" w:ascii="Courier New" w:hAnsi="Courier New" w:cs="Courier New"/>
       </w:rPr>
     </w:lvl>
     <w:lvl w:ilvl="2" w:tplc="FFFFFFFF" w:tentative="1">
@@ -2565,7 +2562,7 @@
         <w:ind w:left="1800" w:hanging="360"/>
       </w:pPr>
       <w:rPr>
-        <w:rFonts w:ascii="Wingdings" w:hAnsi="Wingdings" w:hint="default"/>
+        <w:rFonts w:hint="default" w:ascii="Wingdings" w:hAnsi="Wingdings"/>
       </w:rPr>
     </w:lvl>
     <w:lvl w:ilvl="3" w:tplc="FFFFFFFF" w:tentative="1">
@@ -2577,7 +2574,7 @@
         <w:ind w:left="2520" w:hanging="360"/>
       </w:pPr>
       <w:rPr>
-        <w:rFonts w:ascii="Symbol" w:hAnsi="Symbol" w:hint="default"/>
+        <w:rFonts w:hint="default" w:ascii="Symbol" w:hAnsi="Symbol"/>
       </w:rPr>
     </w:lvl>
     <w:lvl w:ilvl="4" w:tplc="FFFFFFFF" w:tentative="1">
@@ -2589,7 +2586,7 @@
         <w:ind w:left="3240" w:hanging="360"/>
       </w:pPr>
       <w:rPr>
-        <w:rFonts w:ascii="Courier New" w:hAnsi="Courier New" w:cs="Courier New" w:hint="default"/>
+        <w:rFonts w:hint="default" w:ascii="Courier New" w:hAnsi="Courier New" w:cs="Courier New"/>
       </w:rPr>
     </w:lvl>
     <w:lvl w:ilvl="5" w:tplc="FFFFFFFF" w:tentative="1">
@@ -2601,7 +2598,7 @@
         <w:ind w:left="3960" w:hanging="360"/>
       </w:pPr>
       <w:rPr>
-        <w:rFonts w:ascii="Wingdings" w:hAnsi="Wingdings" w:hint="default"/>
+        <w:rFonts w:hint="default" w:ascii="Wingdings" w:hAnsi="Wingdings"/>
       </w:rPr>
     </w:lvl>
     <w:lvl w:ilvl="6" w:tplc="FFFFFFFF" w:tentative="1">
@@ -2613,7 +2610,7 @@
         <w:ind w:left="4680" w:hanging="360"/>
       </w:pPr>
       <w:rPr>
-        <w:rFonts w:ascii="Symbol" w:hAnsi="Symbol" w:hint="default"/>
+        <w:rFonts w:hint="default" w:ascii="Symbol" w:hAnsi="Symbol"/>
       </w:rPr>
     </w:lvl>
     <w:lvl w:ilvl="7" w:tplc="FFFFFFFF" w:tentative="1">
@@ -2625,7 +2622,7 @@
         <w:ind w:left="5400" w:hanging="360"/>
       </w:pPr>
       <w:rPr>
-        <w:rFonts w:ascii="Courier New" w:hAnsi="Courier New" w:cs="Courier New" w:hint="default"/>
+        <w:rFonts w:hint="default" w:ascii="Courier New" w:hAnsi="Courier New" w:cs="Courier New"/>
       </w:rPr>
     </w:lvl>
     <w:lvl w:ilvl="8" w:tplc="FFFFFFFF" w:tentative="1">
@@ -2637,7 +2634,7 @@
         <w:ind w:left="6120" w:hanging="360"/>
       </w:pPr>
       <w:rPr>
-        <w:rFonts w:ascii="Wingdings" w:hAnsi="Wingdings" w:hint="default"/>
+        <w:rFonts w:hint="default" w:ascii="Wingdings" w:hAnsi="Wingdings"/>
       </w:rPr>
     </w:lvl>
   </w:abstractNum>
@@ -2654,7 +2651,7 @@
         <w:ind w:left="720" w:hanging="360"/>
       </w:pPr>
       <w:rPr>
-        <w:rFonts w:ascii="Wingdings" w:eastAsiaTheme="minorHAnsi" w:hAnsi="Wingdings" w:cstheme="minorBidi" w:hint="default"/>
+        <w:rFonts w:hint="default" w:ascii="Wingdings" w:hAnsi="Wingdings" w:eastAsiaTheme="minorHAnsi" w:cstheme="minorBidi"/>
       </w:rPr>
     </w:lvl>
     <w:lvl w:ilvl="1" w:tplc="40090003" w:tentative="1">
@@ -2666,7 +2663,7 @@
         <w:ind w:left="1440" w:hanging="360"/>
       </w:pPr>
       <w:rPr>
-        <w:rFonts w:ascii="Courier New" w:hAnsi="Courier New" w:cs="Courier New" w:hint="default"/>
+        <w:rFonts w:hint="default" w:ascii="Courier New" w:hAnsi="Courier New" w:cs="Courier New"/>
       </w:rPr>
     </w:lvl>
     <w:lvl w:ilvl="2" w:tplc="40090005" w:tentative="1">
@@ -2678,7 +2675,7 @@
         <w:ind w:left="2160" w:hanging="360"/>
       </w:pPr>
       <w:rPr>
-        <w:rFonts w:ascii="Wingdings" w:hAnsi="Wingdings" w:hint="default"/>
+        <w:rFonts w:hint="default" w:ascii="Wingdings" w:hAnsi="Wingdings"/>
       </w:rPr>
     </w:lvl>
     <w:lvl w:ilvl="3" w:tplc="40090001" w:tentative="1">
@@ -2690,7 +2687,7 @@
         <w:ind w:left="2880" w:hanging="360"/>
       </w:pPr>
       <w:rPr>
-        <w:rFonts w:ascii="Symbol" w:hAnsi="Symbol" w:hint="default"/>
+        <w:rFonts w:hint="default" w:ascii="Symbol" w:hAnsi="Symbol"/>
       </w:rPr>
     </w:lvl>
     <w:lvl w:ilvl="4" w:tplc="40090003" w:tentative="1">
@@ -2702,7 +2699,7 @@
         <w:ind w:left="3600" w:hanging="360"/>
       </w:pPr>
       <w:rPr>
-        <w:rFonts w:ascii="Courier New" w:hAnsi="Courier New" w:cs="Courier New" w:hint="default"/>
+        <w:rFonts w:hint="default" w:ascii="Courier New" w:hAnsi="Courier New" w:cs="Courier New"/>
       </w:rPr>
     </w:lvl>
     <w:lvl w:ilvl="5" w:tplc="40090005" w:tentative="1">
@@ -2714,7 +2711,7 @@
         <w:ind w:left="4320" w:hanging="360"/>
       </w:pPr>
       <w:rPr>
-        <w:rFonts w:ascii="Wingdings" w:hAnsi="Wingdings" w:hint="default"/>
+        <w:rFonts w:hint="default" w:ascii="Wingdings" w:hAnsi="Wingdings"/>
       </w:rPr>
     </w:lvl>
     <w:lvl w:ilvl="6" w:tplc="40090001" w:tentative="1">
@@ -2726,7 +2723,7 @@
         <w:ind w:left="5040" w:hanging="360"/>
       </w:pPr>
       <w:rPr>
-        <w:rFonts w:ascii="Symbol" w:hAnsi="Symbol" w:hint="default"/>
+        <w:rFonts w:hint="default" w:ascii="Symbol" w:hAnsi="Symbol"/>
       </w:rPr>
     </w:lvl>
     <w:lvl w:ilvl="7" w:tplc="40090003" w:tentative="1">
@@ -2738,7 +2735,7 @@
         <w:ind w:left="5760" w:hanging="360"/>
       </w:pPr>
       <w:rPr>
-        <w:rFonts w:ascii="Courier New" w:hAnsi="Courier New" w:cs="Courier New" w:hint="default"/>
+        <w:rFonts w:hint="default" w:ascii="Courier New" w:hAnsi="Courier New" w:cs="Courier New"/>
       </w:rPr>
     </w:lvl>
     <w:lvl w:ilvl="8" w:tplc="40090005" w:tentative="1">
@@ -2750,7 +2747,7 @@
         <w:ind w:left="6480" w:hanging="360"/>
       </w:pPr>
       <w:rPr>
-        <w:rFonts w:ascii="Wingdings" w:hAnsi="Wingdings" w:hint="default"/>
+        <w:rFonts w:hint="default" w:ascii="Wingdings" w:hAnsi="Wingdings"/>
       </w:rPr>
     </w:lvl>
   </w:abstractNum>
@@ -2856,7 +2853,7 @@
         <w:ind w:left="360" w:hanging="360"/>
       </w:pPr>
       <w:rPr>
-        <w:rFonts w:ascii="Wingdings" w:eastAsiaTheme="minorHAnsi" w:hAnsi="Wingdings" w:cstheme="minorBidi" w:hint="default"/>
+        <w:rFonts w:hint="default" w:ascii="Wingdings" w:hAnsi="Wingdings" w:eastAsiaTheme="minorHAnsi" w:cstheme="minorBidi"/>
       </w:rPr>
     </w:lvl>
     <w:lvl w:ilvl="1" w:tplc="FFFFFFFF" w:tentative="1">
@@ -2868,7 +2865,7 @@
         <w:ind w:left="1080" w:hanging="360"/>
       </w:pPr>
       <w:rPr>
-        <w:rFonts w:ascii="Courier New" w:hAnsi="Courier New" w:cs="Courier New" w:hint="default"/>
+        <w:rFonts w:hint="default" w:ascii="Courier New" w:hAnsi="Courier New" w:cs="Courier New"/>
       </w:rPr>
     </w:lvl>
     <w:lvl w:ilvl="2" w:tplc="FFFFFFFF" w:tentative="1">
@@ -2880,7 +2877,7 @@
         <w:ind w:left="1800" w:hanging="360"/>
       </w:pPr>
       <w:rPr>
-        <w:rFonts w:ascii="Wingdings" w:hAnsi="Wingdings" w:hint="default"/>
+        <w:rFonts w:hint="default" w:ascii="Wingdings" w:hAnsi="Wingdings"/>
       </w:rPr>
     </w:lvl>
     <w:lvl w:ilvl="3" w:tplc="FFFFFFFF" w:tentative="1">
@@ -2892,7 +2889,7 @@
         <w:ind w:left="2520" w:hanging="360"/>
       </w:pPr>
       <w:rPr>
-        <w:rFonts w:ascii="Symbol" w:hAnsi="Symbol" w:hint="default"/>
+        <w:rFonts w:hint="default" w:ascii="Symbol" w:hAnsi="Symbol"/>
       </w:rPr>
     </w:lvl>
     <w:lvl w:ilvl="4" w:tplc="FFFFFFFF" w:tentative="1">
@@ -2904,7 +2901,7 @@
         <w:ind w:left="3240" w:hanging="360"/>
       </w:pPr>
       <w:rPr>
-        <w:rFonts w:ascii="Courier New" w:hAnsi="Courier New" w:cs="Courier New" w:hint="default"/>
+        <w:rFonts w:hint="default" w:ascii="Courier New" w:hAnsi="Courier New" w:cs="Courier New"/>
       </w:rPr>
     </w:lvl>
     <w:lvl w:ilvl="5" w:tplc="FFFFFFFF" w:tentative="1">
@@ -2916,7 +2913,7 @@
         <w:ind w:left="3960" w:hanging="360"/>
       </w:pPr>
       <w:rPr>
-        <w:rFonts w:ascii="Wingdings" w:hAnsi="Wingdings" w:hint="default"/>
+        <w:rFonts w:hint="default" w:ascii="Wingdings" w:hAnsi="Wingdings"/>
       </w:rPr>
     </w:lvl>
     <w:lvl w:ilvl="6" w:tplc="FFFFFFFF" w:tentative="1">
@@ -2928,7 +2925,7 @@
         <w:ind w:left="4680" w:hanging="360"/>
       </w:pPr>
       <w:rPr>
-        <w:rFonts w:ascii="Symbol" w:hAnsi="Symbol" w:hint="default"/>
+        <w:rFonts w:hint="default" w:ascii="Symbol" w:hAnsi="Symbol"/>
       </w:rPr>
     </w:lvl>
     <w:lvl w:ilvl="7" w:tplc="FFFFFFFF" w:tentative="1">
@@ -2940,7 +2937,7 @@
         <w:ind w:left="5400" w:hanging="360"/>
       </w:pPr>
       <w:rPr>
-        <w:rFonts w:ascii="Courier New" w:hAnsi="Courier New" w:cs="Courier New" w:hint="default"/>
+        <w:rFonts w:hint="default" w:ascii="Courier New" w:hAnsi="Courier New" w:cs="Courier New"/>
       </w:rPr>
     </w:lvl>
     <w:lvl w:ilvl="8" w:tplc="FFFFFFFF" w:tentative="1">
@@ -2952,7 +2949,7 @@
         <w:ind w:left="6120" w:hanging="360"/>
       </w:pPr>
       <w:rPr>
-        <w:rFonts w:ascii="Wingdings" w:hAnsi="Wingdings" w:hint="default"/>
+        <w:rFonts w:hint="default" w:ascii="Wingdings" w:hAnsi="Wingdings"/>
       </w:rPr>
     </w:lvl>
   </w:abstractNum>
@@ -2979,7 +2976,7 @@
   <w:docDefaults>
     <w:rPrDefault>
       <w:rPr>
-        <w:rFonts w:asciiTheme="minorHAnsi" w:eastAsiaTheme="minorHAnsi" w:hAnsiTheme="minorHAnsi" w:cstheme="minorBidi"/>
+        <w:rFonts w:asciiTheme="minorHAnsi" w:hAnsiTheme="minorHAnsi" w:eastAsiaTheme="minorHAnsi" w:cstheme="minorBidi"/>
         <w:kern w:val="2"/>
         <w:sz w:val="24"/>
         <w:szCs w:val="24"/>
@@ -2996,14 +2993,14 @@
   <w:latentStyles w:defLockedState="0" w:defUIPriority="99" w:defSemiHidden="0" w:defUnhideWhenUsed="0" w:defQFormat="0" w:count="376">
     <w:lsdException w:name="Normal" w:uiPriority="0" w:qFormat="1"/>
     <w:lsdException w:name="heading 1" w:uiPriority="9" w:qFormat="1"/>
-    <w:lsdException w:name="heading 2" w:semiHidden="1" w:uiPriority="9" w:unhideWhenUsed="1" w:qFormat="1"/>
-    <w:lsdException w:name="heading 3" w:semiHidden="1" w:uiPriority="9" w:unhideWhenUsed="1" w:qFormat="1"/>
-    <w:lsdException w:name="heading 4" w:semiHidden="1" w:uiPriority="9" w:unhideWhenUsed="1" w:qFormat="1"/>
-    <w:lsdException w:name="heading 5" w:semiHidden="1" w:uiPriority="9" w:unhideWhenUsed="1" w:qFormat="1"/>
-    <w:lsdException w:name="heading 6" w:semiHidden="1" w:uiPriority="9" w:unhideWhenUsed="1" w:qFormat="1"/>
-    <w:lsdException w:name="heading 7" w:semiHidden="1" w:uiPriority="9" w:unhideWhenUsed="1" w:qFormat="1"/>
-    <w:lsdException w:name="heading 8" w:semiHidden="1" w:uiPriority="9" w:unhideWhenUsed="1" w:qFormat="1"/>
-    <w:lsdException w:name="heading 9" w:semiHidden="1" w:uiPriority="9" w:unhideWhenUsed="1" w:qFormat="1"/>
+    <w:lsdException w:name="heading 2" w:uiPriority="9" w:semiHidden="1" w:unhideWhenUsed="1" w:qFormat="1"/>
+    <w:lsdException w:name="heading 3" w:uiPriority="9" w:semiHidden="1" w:unhideWhenUsed="1" w:qFormat="1"/>
+    <w:lsdException w:name="heading 4" w:uiPriority="9" w:semiHidden="1" w:unhideWhenUsed="1" w:qFormat="1"/>
+    <w:lsdException w:name="heading 5" w:uiPriority="9" w:semiHidden="1" w:unhideWhenUsed="1" w:qFormat="1"/>
+    <w:lsdException w:name="heading 6" w:uiPriority="9" w:semiHidden="1" w:unhideWhenUsed="1" w:qFormat="1"/>
+    <w:lsdException w:name="heading 7" w:uiPriority="9" w:semiHidden="1" w:unhideWhenUsed="1" w:qFormat="1"/>
+    <w:lsdException w:name="heading 8" w:uiPriority="9" w:semiHidden="1" w:unhideWhenUsed="1" w:qFormat="1"/>
+    <w:lsdException w:name="heading 9" w:uiPriority="9" w:semiHidden="1" w:unhideWhenUsed="1" w:qFormat="1"/>
     <w:lsdException w:name="index 1" w:semiHidden="1" w:unhideWhenUsed="1"/>
     <w:lsdException w:name="index 2" w:semiHidden="1" w:unhideWhenUsed="1"/>
     <w:lsdException w:name="index 3" w:semiHidden="1" w:unhideWhenUsed="1"/>
@@ -3013,22 +3010,22 @@
     <w:lsdException w:name="index 7" w:semiHidden="1" w:unhideWhenUsed="1"/>
     <w:lsdException w:name="index 8" w:semiHidden="1" w:unhideWhenUsed="1"/>
     <w:lsdException w:name="index 9" w:semiHidden="1" w:unhideWhenUsed="1"/>
-    <w:lsdException w:name="toc 1" w:semiHidden="1" w:uiPriority="39" w:unhideWhenUsed="1"/>
-    <w:lsdException w:name="toc 2" w:semiHidden="1" w:uiPriority="39" w:unhideWhenUsed="1"/>
-    <w:lsdException w:name="toc 3" w:semiHidden="1" w:uiPriority="39" w:unhideWhenUsed="1"/>
-    <w:lsdException w:name="toc 4" w:semiHidden="1" w:uiPriority="39" w:unhideWhenUsed="1"/>
-    <w:lsdException w:name="toc 5" w:semiHidden="1" w:uiPriority="39" w:unhideWhenUsed="1"/>
-    <w:lsdException w:name="toc 6" w:semiHidden="1" w:uiPriority="39" w:unhideWhenUsed="1"/>
-    <w:lsdException w:name="toc 7" w:semiHidden="1" w:uiPriority="39" w:unhideWhenUsed="1"/>
-    <w:lsdException w:name="toc 8" w:semiHidden="1" w:uiPriority="39" w:unhideWhenUsed="1"/>
-    <w:lsdException w:name="toc 9" w:semiHidden="1" w:uiPriority="39" w:unhideWhenUsed="1"/>
+    <w:lsdException w:name="toc 1" w:uiPriority="39" w:semiHidden="1" w:unhideWhenUsed="1"/>
+    <w:lsdException w:name="toc 2" w:uiPriority="39" w:semiHidden="1" w:unhideWhenUsed="1"/>
+    <w:lsdException w:name="toc 3" w:uiPriority="39" w:semiHidden="1" w:unhideWhenUsed="1"/>
+    <w:lsdException w:name="toc 4" w:uiPriority="39" w:semiHidden="1" w:unhideWhenUsed="1"/>
+    <w:lsdException w:name="toc 5" w:uiPriority="39" w:semiHidden="1" w:unhideWhenUsed="1"/>
+    <w:lsdException w:name="toc 6" w:uiPriority="39" w:semiHidden="1" w:unhideWhenUsed="1"/>
+    <w:lsdException w:name="toc 7" w:uiPriority="39" w:semiHidden="1" w:unhideWhenUsed="1"/>
+    <w:lsdException w:name="toc 8" w:uiPriority="39" w:semiHidden="1" w:unhideWhenUsed="1"/>
+    <w:lsdException w:name="toc 9" w:uiPriority="39" w:semiHidden="1" w:unhideWhenUsed="1"/>
     <w:lsdException w:name="Normal Indent" w:semiHidden="1" w:unhideWhenUsed="1"/>
     <w:lsdException w:name="footnote text" w:semiHidden="1" w:unhideWhenUsed="1"/>
     <w:lsdException w:name="annotation text" w:semiHidden="1" w:unhideWhenUsed="1"/>
     <w:lsdException w:name="header" w:semiHidden="1" w:unhideWhenUsed="1"/>
     <w:lsdException w:name="footer" w:semiHidden="1" w:unhideWhenUsed="1"/>
     <w:lsdException w:name="index heading" w:semiHidden="1" w:unhideWhenUsed="1"/>
-    <w:lsdException w:name="caption" w:semiHidden="1" w:uiPriority="35" w:unhideWhenUsed="1" w:qFormat="1"/>
+    <w:lsdException w:name="caption" w:uiPriority="35" w:semiHidden="1" w:unhideWhenUsed="1" w:qFormat="1"/>
     <w:lsdException w:name="table of figures" w:semiHidden="1" w:unhideWhenUsed="1"/>
     <w:lsdException w:name="envelope address" w:semiHidden="1" w:unhideWhenUsed="1"/>
     <w:lsdException w:name="envelope return" w:semiHidden="1" w:unhideWhenUsed="1"/>
@@ -3059,7 +3056,7 @@
     <w:lsdException w:name="Title" w:uiPriority="10" w:qFormat="1"/>
     <w:lsdException w:name="Closing" w:semiHidden="1" w:unhideWhenUsed="1"/>
     <w:lsdException w:name="Signature" w:semiHidden="1" w:unhideWhenUsed="1"/>
-    <w:lsdException w:name="Default Paragraph Font" w:semiHidden="1" w:uiPriority="1" w:unhideWhenUsed="1"/>
+    <w:lsdException w:name="Default Paragraph Font" w:uiPriority="1" w:semiHidden="1" w:unhideWhenUsed="1"/>
     <w:lsdException w:name="Body Text" w:semiHidden="1" w:unhideWhenUsed="1"/>
     <w:lsdException w:name="Body Text Indent" w:semiHidden="1" w:unhideWhenUsed="1"/>
     <w:lsdException w:name="List Continue" w:semiHidden="1" w:unhideWhenUsed="1"/>
@@ -3259,8 +3256,8 @@
     <w:lsdException w:name="Subtle Reference" w:uiPriority="31" w:qFormat="1"/>
     <w:lsdException w:name="Intense Reference" w:uiPriority="32" w:qFormat="1"/>
     <w:lsdException w:name="Book Title" w:uiPriority="33" w:qFormat="1"/>
-    <w:lsdException w:name="Bibliography" w:semiHidden="1" w:uiPriority="37" w:unhideWhenUsed="1"/>
-    <w:lsdException w:name="TOC Heading" w:semiHidden="1" w:uiPriority="39" w:unhideWhenUsed="1" w:qFormat="1"/>
+    <w:lsdException w:name="Bibliography" w:uiPriority="37" w:semiHidden="1" w:unhideWhenUsed="1"/>
+    <w:lsdException w:name="TOC Heading" w:uiPriority="39" w:semiHidden="1" w:unhideWhenUsed="1" w:qFormat="1"/>
     <w:lsdException w:name="Plain Table 1" w:uiPriority="41"/>
     <w:lsdException w:name="Plain Table 2" w:uiPriority="42"/>
     <w:lsdException w:name="Plain Table 3" w:uiPriority="43"/>
@@ -3371,7 +3368,7 @@
     <w:lsdException w:name="Unresolved Mention" w:semiHidden="1" w:unhideWhenUsed="1"/>
     <w:lsdException w:name="Smart Link" w:semiHidden="1" w:unhideWhenUsed="1"/>
   </w:latentStyles>
-  <w:style w:type="paragraph" w:default="1" w:styleId="Normal">
+  <w:style w:type="paragraph" w:styleId="Normal" w:default="1">
     <w:name w:val="Normal"/>
     <w:qFormat/>
   </w:style>
@@ -3390,7 +3387,7 @@
       <w:outlineLvl w:val="0"/>
     </w:pPr>
     <w:rPr>
-      <w:rFonts w:asciiTheme="majorHAnsi" w:eastAsiaTheme="majorEastAsia" w:hAnsiTheme="majorHAnsi" w:cstheme="majorBidi"/>
+      <w:rFonts w:asciiTheme="majorHAnsi" w:hAnsiTheme="majorHAnsi" w:eastAsiaTheme="majorEastAsia" w:cstheme="majorBidi"/>
       <w:color w:val="2F5496" w:themeColor="accent1" w:themeShade="BF"/>
       <w:sz w:val="40"/>
       <w:szCs w:val="40"/>
@@ -3413,7 +3410,7 @@
       <w:outlineLvl w:val="1"/>
     </w:pPr>
     <w:rPr>
-      <w:rFonts w:asciiTheme="majorHAnsi" w:eastAsiaTheme="majorEastAsia" w:hAnsiTheme="majorHAnsi" w:cstheme="majorBidi"/>
+      <w:rFonts w:asciiTheme="majorHAnsi" w:hAnsiTheme="majorHAnsi" w:eastAsiaTheme="majorEastAsia" w:cstheme="majorBidi"/>
       <w:color w:val="2F5496" w:themeColor="accent1" w:themeShade="BF"/>
       <w:sz w:val="32"/>
       <w:szCs w:val="32"/>
@@ -3574,13 +3571,13 @@
       <w:color w:val="272727" w:themeColor="text1" w:themeTint="D8"/>
     </w:rPr>
   </w:style>
-  <w:style w:type="character" w:default="1" w:styleId="DefaultParagraphFont">
+  <w:style w:type="character" w:styleId="DefaultParagraphFont" w:default="1">
     <w:name w:val="Default Paragraph Font"/>
     <w:uiPriority w:val="1"/>
     <w:semiHidden/>
     <w:unhideWhenUsed/>
   </w:style>
-  <w:style w:type="table" w:default="1" w:styleId="TableNormal">
+  <w:style w:type="table" w:styleId="TableNormal" w:default="1">
     <w:name w:val="Normal Table"/>
     <w:uiPriority w:val="99"/>
     <w:semiHidden/>
@@ -3595,26 +3592,26 @@
       </w:tblCellMar>
     </w:tblPr>
   </w:style>
-  <w:style w:type="numbering" w:default="1" w:styleId="NoList">
+  <w:style w:type="numbering" w:styleId="NoList" w:default="1">
     <w:name w:val="No List"/>
     <w:uiPriority w:val="99"/>
     <w:semiHidden/>
     <w:unhideWhenUsed/>
   </w:style>
-  <w:style w:type="character" w:customStyle="1" w:styleId="Heading1Char">
+  <w:style w:type="character" w:styleId="Heading1Char" w:customStyle="1">
     <w:name w:val="Heading 1 Char"/>
     <w:basedOn w:val="DefaultParagraphFont"/>
     <w:link w:val="Heading1"/>
     <w:uiPriority w:val="9"/>
     <w:rsid w:val="00D619DB"/>
     <w:rPr>
-      <w:rFonts w:asciiTheme="majorHAnsi" w:eastAsiaTheme="majorEastAsia" w:hAnsiTheme="majorHAnsi" w:cstheme="majorBidi"/>
+      <w:rFonts w:asciiTheme="majorHAnsi" w:hAnsiTheme="majorHAnsi" w:eastAsiaTheme="majorEastAsia" w:cstheme="majorBidi"/>
       <w:color w:val="2F5496" w:themeColor="accent1" w:themeShade="BF"/>
       <w:sz w:val="40"/>
       <w:szCs w:val="40"/>
     </w:rPr>
   </w:style>
-  <w:style w:type="character" w:customStyle="1" w:styleId="Heading2Char">
+  <w:style w:type="character" w:styleId="Heading2Char" w:customStyle="1">
     <w:name w:val="Heading 2 Char"/>
     <w:basedOn w:val="DefaultParagraphFont"/>
     <w:link w:val="Heading2"/>
@@ -3622,13 +3619,13 @@
     <w:semiHidden/>
     <w:rsid w:val="00D619DB"/>
     <w:rPr>
-      <w:rFonts w:asciiTheme="majorHAnsi" w:eastAsiaTheme="majorEastAsia" w:hAnsiTheme="majorHAnsi" w:cstheme="majorBidi"/>
+      <w:rFonts w:asciiTheme="majorHAnsi" w:hAnsiTheme="majorHAnsi" w:eastAsiaTheme="majorEastAsia" w:cstheme="majorBidi"/>
       <w:color w:val="2F5496" w:themeColor="accent1" w:themeShade="BF"/>
       <w:sz w:val="32"/>
       <w:szCs w:val="32"/>
     </w:rPr>
   </w:style>
-  <w:style w:type="character" w:customStyle="1" w:styleId="Heading3Char">
+  <w:style w:type="character" w:styleId="Heading3Char" w:customStyle="1">
     <w:name w:val="Heading 3 Char"/>
     <w:basedOn w:val="DefaultParagraphFont"/>
     <w:link w:val="Heading3"/>
@@ -3642,7 +3639,7 @@
       <w:szCs w:val="28"/>
     </w:rPr>
   </w:style>
-  <w:style w:type="character" w:customStyle="1" w:styleId="Heading4Char">
+  <w:style w:type="character" w:styleId="Heading4Char" w:customStyle="1">
     <w:name w:val="Heading 4 Char"/>
     <w:basedOn w:val="DefaultParagraphFont"/>
     <w:link w:val="Heading4"/>
@@ -3656,7 +3653,7 @@
       <w:color w:val="2F5496" w:themeColor="accent1" w:themeShade="BF"/>
     </w:rPr>
   </w:style>
-  <w:style w:type="character" w:customStyle="1" w:styleId="Heading5Char">
+  <w:style w:type="character" w:styleId="Heading5Char" w:customStyle="1">
     <w:name w:val="Heading 5 Char"/>
     <w:basedOn w:val="DefaultParagraphFont"/>
     <w:link w:val="Heading5"/>
@@ -3668,7 +3665,7 @@
       <w:color w:val="2F5496" w:themeColor="accent1" w:themeShade="BF"/>
     </w:rPr>
   </w:style>
-  <w:style w:type="character" w:customStyle="1" w:styleId="Heading6Char">
+  <w:style w:type="character" w:styleId="Heading6Char" w:customStyle="1">
     <w:name w:val="Heading 6 Char"/>
     <w:basedOn w:val="DefaultParagraphFont"/>
     <w:link w:val="Heading6"/>
@@ -3682,7 +3679,7 @@
       <w:color w:val="595959" w:themeColor="text1" w:themeTint="A6"/>
     </w:rPr>
   </w:style>
-  <w:style w:type="character" w:customStyle="1" w:styleId="Heading7Char">
+  <w:style w:type="character" w:styleId="Heading7Char" w:customStyle="1">
     <w:name w:val="Heading 7 Char"/>
     <w:basedOn w:val="DefaultParagraphFont"/>
     <w:link w:val="Heading7"/>
@@ -3694,7 +3691,7 @@
       <w:color w:val="595959" w:themeColor="text1" w:themeTint="A6"/>
     </w:rPr>
   </w:style>
-  <w:style w:type="character" w:customStyle="1" w:styleId="Heading8Char">
+  <w:style w:type="character" w:styleId="Heading8Char" w:customStyle="1">
     <w:name w:val="Heading 8 Char"/>
     <w:basedOn w:val="DefaultParagraphFont"/>
     <w:link w:val="Heading8"/>
@@ -3708,7 +3705,7 @@
       <w:color w:val="272727" w:themeColor="text1" w:themeTint="D8"/>
     </w:rPr>
   </w:style>
-  <w:style w:type="character" w:customStyle="1" w:styleId="Heading9Char">
+  <w:style w:type="character" w:styleId="Heading9Char" w:customStyle="1">
     <w:name w:val="Heading 9 Char"/>
     <w:basedOn w:val="DefaultParagraphFont"/>
     <w:link w:val="Heading9"/>
@@ -3733,21 +3730,21 @@
       <w:contextualSpacing/>
     </w:pPr>
     <w:rPr>
-      <w:rFonts w:asciiTheme="majorHAnsi" w:eastAsiaTheme="majorEastAsia" w:hAnsiTheme="majorHAnsi" w:cstheme="majorBidi"/>
+      <w:rFonts w:asciiTheme="majorHAnsi" w:hAnsiTheme="majorHAnsi" w:eastAsiaTheme="majorEastAsia" w:cstheme="majorBidi"/>
       <w:spacing w:val="-10"/>
       <w:kern w:val="28"/>
       <w:sz w:val="56"/>
       <w:szCs w:val="56"/>
     </w:rPr>
   </w:style>
-  <w:style w:type="character" w:customStyle="1" w:styleId="TitleChar">
+  <w:style w:type="character" w:styleId="TitleChar" w:customStyle="1">
     <w:name w:val="Title Char"/>
     <w:basedOn w:val="DefaultParagraphFont"/>
     <w:link w:val="Title"/>
     <w:uiPriority w:val="10"/>
     <w:rsid w:val="00D619DB"/>
     <w:rPr>
-      <w:rFonts w:asciiTheme="majorHAnsi" w:eastAsiaTheme="majorEastAsia" w:hAnsiTheme="majorHAnsi" w:cstheme="majorBidi"/>
+      <w:rFonts w:asciiTheme="majorHAnsi" w:hAnsiTheme="majorHAnsi" w:eastAsiaTheme="majorEastAsia" w:cstheme="majorBidi"/>
       <w:spacing w:val="-10"/>
       <w:kern w:val="28"/>
       <w:sz w:val="56"/>
@@ -3775,7 +3772,7 @@
       <w:szCs w:val="28"/>
     </w:rPr>
   </w:style>
-  <w:style w:type="character" w:customStyle="1" w:styleId="SubtitleChar">
+  <w:style w:type="character" w:styleId="SubtitleChar" w:customStyle="1">
     <w:name w:val="Subtitle Char"/>
     <w:basedOn w:val="DefaultParagraphFont"/>
     <w:link w:val="Subtitle"/>
@@ -3807,7 +3804,7 @@
       <w:color w:val="404040" w:themeColor="text1" w:themeTint="BF"/>
     </w:rPr>
   </w:style>
-  <w:style w:type="character" w:customStyle="1" w:styleId="QuoteChar">
+  <w:style w:type="character" w:styleId="QuoteChar" w:customStyle="1">
     <w:name w:val="Quote Char"/>
     <w:basedOn w:val="DefaultParagraphFont"/>
     <w:link w:val="Quote"/>
@@ -3852,8 +3849,8 @@
     <w:rsid w:val="00D619DB"/>
     <w:pPr>
       <w:pBdr>
-        <w:top w:val="single" w:sz="4" w:space="10" w:color="2F5496" w:themeColor="accent1" w:themeShade="BF"/>
-        <w:bottom w:val="single" w:sz="4" w:space="10" w:color="2F5496" w:themeColor="accent1" w:themeShade="BF"/>
+        <w:top w:val="single" w:color="2F5496" w:themeColor="accent1" w:themeShade="BF" w:sz="4" w:space="10"/>
+        <w:bottom w:val="single" w:color="2F5496" w:themeColor="accent1" w:themeShade="BF" w:sz="4" w:space="10"/>
       </w:pBdr>
       <w:spacing w:before="360" w:after="360"/>
       <w:ind w:left="864" w:right="864"/>
@@ -3865,7 +3862,7 @@
       <w:color w:val="2F5496" w:themeColor="accent1" w:themeShade="BF"/>
     </w:rPr>
   </w:style>
-  <w:style w:type="character" w:customStyle="1" w:styleId="IntenseQuoteChar">
+  <w:style w:type="character" w:styleId="IntenseQuoteChar" w:customStyle="1">
     <w:name w:val="Intense Quote Char"/>
     <w:basedOn w:val="DefaultParagraphFont"/>
     <w:link w:val="IntenseQuote"/>
@@ -3901,12 +3898,12 @@
     </w:pPr>
     <w:tblPr>
       <w:tblBorders>
-        <w:top w:val="single" w:sz="4" w:space="0" w:color="auto"/>
-        <w:left w:val="single" w:sz="4" w:space="0" w:color="auto"/>
-        <w:bottom w:val="single" w:sz="4" w:space="0" w:color="auto"/>
-        <w:right w:val="single" w:sz="4" w:space="0" w:color="auto"/>
-        <w:insideH w:val="single" w:sz="4" w:space="0" w:color="auto"/>
-        <w:insideV w:val="single" w:sz="4" w:space="0" w:color="auto"/>
+        <w:top w:val="single" w:color="auto" w:sz="4" w:space="0"/>
+        <w:left w:val="single" w:color="auto" w:sz="4" w:space="0"/>
+        <w:bottom w:val="single" w:color="auto" w:sz="4" w:space="0"/>
+        <w:right w:val="single" w:color="auto" w:sz="4" w:space="0"/>
+        <w:insideH w:val="single" w:color="auto" w:sz="4" w:space="0"/>
+        <w:insideV w:val="single" w:color="auto" w:sz="4" w:space="0"/>
       </w:tblBorders>
     </w:tblPr>
   </w:style>
@@ -3914,7 +3911,7 @@
 </file>
 
 <file path=word/theme/theme1.xml><?xml version="1.0" encoding="utf-8"?>
-<a:theme xmlns:a="http://schemas.openxmlformats.org/drawingml/2006/main" name="Office Theme">
+<a:theme xmlns:a="http://schemas.openxmlformats.org/drawingml/2006/main" xmlns:thm15="http://schemas.microsoft.com/office/thememl/2012/main" name="Office Theme">
   <a:themeElements>
     <a:clrScheme name="Office">
       <a:dk1>
